--- a/docs/AI_Lab_IT_Setup_Guide.docx
+++ b/docs/AI_Lab_IT_Setup_Guide.docx
@@ -43,7 +43,7 @@
           <w:sz w:val="18"/>
           <w:szCs w:val="18"/>
         </w:rPr>
-        <w:t xml:space="preserve">Prepared by Giuseppe Frau · September 2026 · Version 1.0</w:t>
+        <w:t xml:space="preserve">Prepared by Giuseppe Frau · October 2026 · Version 1.1</w:t>
       </w:r>
     </w:p>
     <w:p>
@@ -92,6 +92,48 @@
       </w:r>
       <w:r>
         <w:t xml:space="preserve">, to download the Python packages. All data files are provided in the course package.</w:t>
+      </w:r>
+    </w:p>
+    <w:p>
+      <w:pPr>
+        <w:pBdr>
+          <w:left w:val="single" w:color="2A78D6" w:sz="18" w:space="8"/>
+        </w:pBdr>
+        <w:shd w:fill="EAF1FA" w:color="auto" w:val="clear"/>
+        <w:spacing w:after="160" w:before="80" w:line="264"/>
+        <w:ind w:left="160" w:right="120"/>
+      </w:pPr>
+      <w:r>
+        <w:rPr>
+          <w:b/>
+          <w:bCs/>
+          <w:sz w:val="20"/>
+          <w:szCs w:val="20"/>
+        </w:rPr>
+        <w:t xml:space="preserve">No installation possible on the workstations?</w:t>
+      </w:r>
+      <w:r>
+        <w:rPr>
+          <w:sz w:val="20"/>
+          <w:szCs w:val="20"/>
+        </w:rPr>
+        <w:t xml:space="preserve"> The same notebooks also run in </w:t>
+      </w:r>
+      <w:r>
+        <w:rPr>
+          <w:b/>
+          <w:bCs/>
+          <w:sz w:val="20"/>
+          <w:szCs w:val="20"/>
+        </w:rPr>
+        <w:t xml:space="preserve">Google Colab</w:t>
+      </w:r>
+      <w:r>
+        <w:rPr>
+          <w:sz w:val="20"/>
+          <w:szCs w:val="20"/>
+        </w:rPr>
+        <w:t xml:space="preserve">, with nothing installed on the PCs: participants only need a web browser, internet access and a Google account. Section 8 lists what the classroom network must allow. If Colab is used, sections 2–6 can be skipped.</w:t>
       </w:r>
     </w:p>
     <w:tbl>
@@ -3596,6 +3638,1042 @@
                 <w:szCs w:val="19"/>
               </w:rPr>
               <w:t xml:space="preserve">A browser policy blocks localhost. Allow http://localhost:8888 and http://127.0.0.1:8000.</w:t>
+            </w:r>
+          </w:p>
+        </w:tc>
+      </w:tr>
+    </w:tbl>
+    <w:p>
+      <w:pPr>
+        <w:spacing w:after="120"/>
+      </w:pPr>
+    </w:p>
+    <w:p>
+      <w:pPr>
+        <w:pStyle w:val="Heading1"/>
+      </w:pPr>
+      <w:r>
+        <w:t xml:space="preserve">8. Alternative: Google Colab (no installation on the workstations)</w:t>
+      </w:r>
+    </w:p>
+    <w:p>
+      <w:pPr>
+        <w:spacing w:after="120" w:line="276"/>
+      </w:pPr>
+      <w:r>
+        <w:t xml:space="preserve">Google Colab runs Jupyter notebooks on Google's machines; the workstation only shows them in the browser. Nothing is installed on the PCs, and no Python is needed there. Every notebook starts with a cell that copies the course repository (data, code and the ready-trained models) from GitHub into the Colab machine; the Python packages are downloaded by Google's machines, not through the classroom network.</w:t>
+      </w:r>
+    </w:p>
+    <w:tbl>
+      <w:tblPr>
+        <w:tblW w:type="dxa" w:w="9638"/>
+        <w:tblBorders>
+          <w:top w:val="single" w:color="auto" w:sz="4"/>
+          <w:left w:val="single" w:color="auto" w:sz="4"/>
+          <w:bottom w:val="single" w:color="auto" w:sz="4"/>
+          <w:right w:val="single" w:color="auto" w:sz="4"/>
+          <w:insideH w:val="single" w:color="auto" w:sz="4"/>
+          <w:insideV w:val="single" w:color="auto" w:sz="4"/>
+        </w:tblBorders>
+      </w:tblPr>
+      <w:tblGrid>
+        <w:gridCol w:w="2600"/>
+        <w:gridCol w:w="7038"/>
+      </w:tblGrid>
+      <w:tr>
+        <w:trPr>
+          <w:tblHeader/>
+        </w:trPr>
+        <w:tc>
+          <w:tcPr>
+            <w:tcW w:type="dxa" w:w="2600"/>
+            <w:tcBorders>
+              <w:top w:val="single" w:color="BFBFBF" w:sz="4"/>
+              <w:left w:val="single" w:color="BFBFBF" w:sz="4"/>
+              <w:bottom w:val="single" w:color="BFBFBF" w:sz="4"/>
+              <w:right w:val="single" w:color="BFBFBF" w:sz="4"/>
+            </w:tcBorders>
+            <w:shd w:fill="1F4E79" w:color="auto" w:val="clear"/>
+            <w:tcMar>
+              <w:top w:type="dxa" w:w="60"/>
+              <w:left w:type="dxa" w:w="100"/>
+              <w:bottom w:type="dxa" w:w="60"/>
+              <w:right w:type="dxa" w:w="100"/>
+            </w:tcMar>
+          </w:tcPr>
+          <w:p>
+            <w:pPr>
+              <w:spacing w:after="20"/>
+            </w:pPr>
+            <w:r>
+              <w:rPr>
+                <w:b/>
+                <w:bCs/>
+                <w:color w:val="FFFFFF"/>
+                <w:sz w:val="19"/>
+                <w:szCs w:val="19"/>
+              </w:rPr>
+              <w:t xml:space="preserve">Item</w:t>
+            </w:r>
+          </w:p>
+        </w:tc>
+        <w:tc>
+          <w:tcPr>
+            <w:tcW w:type="dxa" w:w="7038"/>
+            <w:tcBorders>
+              <w:top w:val="single" w:color="BFBFBF" w:sz="4"/>
+              <w:left w:val="single" w:color="BFBFBF" w:sz="4"/>
+              <w:bottom w:val="single" w:color="BFBFBF" w:sz="4"/>
+              <w:right w:val="single" w:color="BFBFBF" w:sz="4"/>
+            </w:tcBorders>
+            <w:shd w:fill="1F4E79" w:color="auto" w:val="clear"/>
+            <w:tcMar>
+              <w:top w:type="dxa" w:w="60"/>
+              <w:left w:type="dxa" w:w="100"/>
+              <w:bottom w:type="dxa" w:w="60"/>
+              <w:right w:type="dxa" w:w="100"/>
+            </w:tcMar>
+          </w:tcPr>
+          <w:p>
+            <w:pPr>
+              <w:spacing w:after="20"/>
+            </w:pPr>
+            <w:r>
+              <w:rPr>
+                <w:b/>
+                <w:bCs/>
+                <w:color w:val="FFFFFF"/>
+                <w:sz w:val="19"/>
+                <w:szCs w:val="19"/>
+              </w:rPr>
+              <w:t xml:space="preserve">Requirement</w:t>
+            </w:r>
+          </w:p>
+        </w:tc>
+      </w:tr>
+      <w:tr>
+        <w:tc>
+          <w:tcPr>
+            <w:tcW w:type="dxa" w:w="2600"/>
+            <w:tcBorders>
+              <w:top w:val="single" w:color="BFBFBF" w:sz="4"/>
+              <w:left w:val="single" w:color="BFBFBF" w:sz="4"/>
+              <w:bottom w:val="single" w:color="BFBFBF" w:sz="4"/>
+              <w:right w:val="single" w:color="BFBFBF" w:sz="4"/>
+            </w:tcBorders>
+            <w:tcMar>
+              <w:top w:type="dxa" w:w="60"/>
+              <w:left w:type="dxa" w:w="100"/>
+              <w:bottom w:type="dxa" w:w="60"/>
+              <w:right w:type="dxa" w:w="100"/>
+            </w:tcMar>
+          </w:tcPr>
+          <w:p>
+            <w:pPr>
+              <w:spacing w:after="20"/>
+            </w:pPr>
+            <w:r>
+              <w:rPr>
+                <w:sz w:val="19"/>
+                <w:szCs w:val="19"/>
+              </w:rPr>
+              <w:t xml:space="preserve">Workstation</w:t>
+            </w:r>
+          </w:p>
+        </w:tc>
+        <w:tc>
+          <w:tcPr>
+            <w:tcW w:type="dxa" w:w="7038"/>
+            <w:tcBorders>
+              <w:top w:val="single" w:color="BFBFBF" w:sz="4"/>
+              <w:left w:val="single" w:color="BFBFBF" w:sz="4"/>
+              <w:bottom w:val="single" w:color="BFBFBF" w:sz="4"/>
+              <w:right w:val="single" w:color="BFBFBF" w:sz="4"/>
+            </w:tcBorders>
+            <w:tcMar>
+              <w:top w:type="dxa" w:w="60"/>
+              <w:left w:type="dxa" w:w="100"/>
+              <w:bottom w:type="dxa" w:w="60"/>
+              <w:right w:type="dxa" w:w="100"/>
+            </w:tcMar>
+          </w:tcPr>
+          <w:p>
+            <w:pPr>
+              <w:spacing w:after="20"/>
+            </w:pPr>
+            <w:r>
+              <w:rPr>
+                <w:sz w:val="19"/>
+                <w:szCs w:val="19"/>
+              </w:rPr>
+              <w:t xml:space="preserve">Any recent Chrome, Edge or Firefox. No Python, no administrator rights.</w:t>
+            </w:r>
+          </w:p>
+        </w:tc>
+      </w:tr>
+      <w:tr>
+        <w:tc>
+          <w:tcPr>
+            <w:tcW w:type="dxa" w:w="2600"/>
+            <w:tcBorders>
+              <w:top w:val="single" w:color="BFBFBF" w:sz="4"/>
+              <w:left w:val="single" w:color="BFBFBF" w:sz="4"/>
+              <w:bottom w:val="single" w:color="BFBFBF" w:sz="4"/>
+              <w:right w:val="single" w:color="BFBFBF" w:sz="4"/>
+            </w:tcBorders>
+            <w:tcMar>
+              <w:top w:type="dxa" w:w="60"/>
+              <w:left w:type="dxa" w:w="100"/>
+              <w:bottom w:type="dxa" w:w="60"/>
+              <w:right w:type="dxa" w:w="100"/>
+            </w:tcMar>
+          </w:tcPr>
+          <w:p>
+            <w:pPr>
+              <w:spacing w:after="20"/>
+            </w:pPr>
+            <w:r>
+              <w:rPr>
+                <w:sz w:val="19"/>
+                <w:szCs w:val="19"/>
+              </w:rPr>
+              <w:t xml:space="preserve">Network (HTTPS, port 443)</w:t>
+            </w:r>
+          </w:p>
+        </w:tc>
+        <w:tc>
+          <w:tcPr>
+            <w:tcW w:type="dxa" w:w="7038"/>
+            <w:tcBorders>
+              <w:top w:val="single" w:color="BFBFBF" w:sz="4"/>
+              <w:left w:val="single" w:color="BFBFBF" w:sz="4"/>
+              <w:bottom w:val="single" w:color="BFBFBF" w:sz="4"/>
+              <w:right w:val="single" w:color="BFBFBF" w:sz="4"/>
+            </w:tcBorders>
+            <w:tcMar>
+              <w:top w:type="dxa" w:w="60"/>
+              <w:left w:type="dxa" w:w="100"/>
+              <w:bottom w:type="dxa" w:w="60"/>
+              <w:right w:type="dxa" w:w="100"/>
+            </w:tcMar>
+          </w:tcPr>
+          <w:p>
+            <w:pPr>
+              <w:spacing w:after="20"/>
+            </w:pPr>
+            <w:r>
+              <w:rPr>
+                <w:rFonts w:ascii="Consolas" w:cs="Consolas" w:eastAsia="Consolas" w:hAnsi="Consolas"/>
+                <w:color w:val="1F3864"/>
+                <w:sz w:val="18"/>
+                <w:szCs w:val="18"/>
+              </w:rPr>
+              <w:t xml:space="preserve">colab.research.google.com</w:t>
+            </w:r>
+            <w:r>
+              <w:rPr>
+                <w:sz w:val="19"/>
+                <w:szCs w:val="19"/>
+              </w:rPr>
+              <w:t xml:space="preserve">, </w:t>
+            </w:r>
+            <w:r>
+              <w:rPr>
+                <w:rFonts w:ascii="Consolas" w:cs="Consolas" w:eastAsia="Consolas" w:hAnsi="Consolas"/>
+                <w:color w:val="1F3864"/>
+                <w:sz w:val="18"/>
+                <w:szCs w:val="18"/>
+              </w:rPr>
+              <w:t xml:space="preserve">*.googleusercontent.com</w:t>
+            </w:r>
+            <w:r>
+              <w:rPr>
+                <w:sz w:val="19"/>
+                <w:szCs w:val="19"/>
+              </w:rPr>
+              <w:t xml:space="preserve"> (the Colab machines and the links to the Exercise 3 / serving web pages), </w:t>
+            </w:r>
+            <w:r>
+              <w:rPr>
+                <w:rFonts w:ascii="Consolas" w:cs="Consolas" w:eastAsia="Consolas" w:hAnsi="Consolas"/>
+                <w:color w:val="1F3864"/>
+                <w:sz w:val="18"/>
+                <w:szCs w:val="18"/>
+              </w:rPr>
+              <w:t xml:space="preserve">accounts.google.com</w:t>
+            </w:r>
+            <w:r>
+              <w:rPr>
+                <w:sz w:val="19"/>
+                <w:szCs w:val="19"/>
+              </w:rPr>
+              <w:t xml:space="preserve">, </w:t>
+            </w:r>
+            <w:r>
+              <w:rPr>
+                <w:rFonts w:ascii="Consolas" w:cs="Consolas" w:eastAsia="Consolas" w:hAnsi="Consolas"/>
+                <w:color w:val="1F3864"/>
+                <w:sz w:val="18"/>
+                <w:szCs w:val="18"/>
+              </w:rPr>
+              <w:t xml:space="preserve">drive.google.com</w:t>
+            </w:r>
+            <w:r>
+              <w:rPr>
+                <w:sz w:val="19"/>
+                <w:szCs w:val="19"/>
+              </w:rPr>
+              <w:t xml:space="preserve"> (saving a copy), </w:t>
+            </w:r>
+            <w:r>
+              <w:rPr>
+                <w:rFonts w:ascii="Consolas" w:cs="Consolas" w:eastAsia="Consolas" w:hAnsi="Consolas"/>
+                <w:color w:val="1F3864"/>
+                <w:sz w:val="18"/>
+                <w:szCs w:val="18"/>
+              </w:rPr>
+              <w:t xml:space="preserve">github.com</w:t>
+            </w:r>
+            <w:r>
+              <w:rPr>
+                <w:sz w:val="19"/>
+                <w:szCs w:val="19"/>
+              </w:rPr>
+              <w:t xml:space="preserve"> (opening the notebooks). Google's static content domains (</w:t>
+            </w:r>
+            <w:r>
+              <w:rPr>
+                <w:rFonts w:ascii="Consolas" w:cs="Consolas" w:eastAsia="Consolas" w:hAnsi="Consolas"/>
+                <w:color w:val="1F3864"/>
+                <w:sz w:val="18"/>
+                <w:szCs w:val="18"/>
+              </w:rPr>
+              <w:t xml:space="preserve">*.gstatic.com</w:t>
+            </w:r>
+            <w:r>
+              <w:rPr>
+                <w:sz w:val="19"/>
+                <w:szCs w:val="19"/>
+              </w:rPr>
+              <w:t xml:space="preserve">, </w:t>
+            </w:r>
+            <w:r>
+              <w:rPr>
+                <w:rFonts w:ascii="Consolas" w:cs="Consolas" w:eastAsia="Consolas" w:hAnsi="Consolas"/>
+                <w:color w:val="1F3864"/>
+                <w:sz w:val="18"/>
+                <w:szCs w:val="18"/>
+              </w:rPr>
+              <w:t xml:space="preserve">fonts.googleapis.com</w:t>
+            </w:r>
+            <w:r>
+              <w:rPr>
+                <w:sz w:val="19"/>
+                <w:szCs w:val="19"/>
+              </w:rPr>
+              <w:t xml:space="preserve">) must also load.</w:t>
+            </w:r>
+          </w:p>
+        </w:tc>
+      </w:tr>
+      <w:tr>
+        <w:tc>
+          <w:tcPr>
+            <w:tcW w:type="dxa" w:w="2600"/>
+            <w:tcBorders>
+              <w:top w:val="single" w:color="BFBFBF" w:sz="4"/>
+              <w:left w:val="single" w:color="BFBFBF" w:sz="4"/>
+              <w:bottom w:val="single" w:color="BFBFBF" w:sz="4"/>
+              <w:right w:val="single" w:color="BFBFBF" w:sz="4"/>
+            </w:tcBorders>
+            <w:tcMar>
+              <w:top w:type="dxa" w:w="60"/>
+              <w:left w:type="dxa" w:w="100"/>
+              <w:bottom w:type="dxa" w:w="60"/>
+              <w:right w:type="dxa" w:w="100"/>
+            </w:tcMar>
+          </w:tcPr>
+          <w:p>
+            <w:pPr>
+              <w:spacing w:after="20"/>
+            </w:pPr>
+            <w:r>
+              <w:rPr>
+                <w:sz w:val="19"/>
+                <w:szCs w:val="19"/>
+              </w:rPr>
+              <w:t xml:space="preserve">Accounts</w:t>
+            </w:r>
+          </w:p>
+        </w:tc>
+        <w:tc>
+          <w:tcPr>
+            <w:tcW w:type="dxa" w:w="7038"/>
+            <w:tcBorders>
+              <w:top w:val="single" w:color="BFBFBF" w:sz="4"/>
+              <w:left w:val="single" w:color="BFBFBF" w:sz="4"/>
+              <w:bottom w:val="single" w:color="BFBFBF" w:sz="4"/>
+              <w:right w:val="single" w:color="BFBFBF" w:sz="4"/>
+            </w:tcBorders>
+            <w:tcMar>
+              <w:top w:type="dxa" w:w="60"/>
+              <w:left w:type="dxa" w:w="100"/>
+              <w:bottom w:type="dxa" w:w="60"/>
+              <w:right w:type="dxa" w:w="100"/>
+            </w:tcMar>
+          </w:tcPr>
+          <w:p>
+            <w:pPr>
+              <w:spacing w:after="20"/>
+            </w:pPr>
+            <w:r>
+              <w:rPr>
+                <w:sz w:val="19"/>
+                <w:szCs w:val="19"/>
+              </w:rPr>
+              <w:t xml:space="preserve">One Google account per participant, provided by the instructor. If they are Google Workspace accounts, Colab must be switched on for them in the Workspace Admin console (Additional Google services → Colaboratory).</w:t>
+            </w:r>
+          </w:p>
+        </w:tc>
+      </w:tr>
+      <w:tr>
+        <w:tc>
+          <w:tcPr>
+            <w:tcW w:type="dxa" w:w="2600"/>
+            <w:tcBorders>
+              <w:top w:val="single" w:color="BFBFBF" w:sz="4"/>
+              <w:left w:val="single" w:color="BFBFBF" w:sz="4"/>
+              <w:bottom w:val="single" w:color="BFBFBF" w:sz="4"/>
+              <w:right w:val="single" w:color="BFBFBF" w:sz="4"/>
+            </w:tcBorders>
+            <w:tcMar>
+              <w:top w:type="dxa" w:w="60"/>
+              <w:left w:type="dxa" w:w="100"/>
+              <w:bottom w:type="dxa" w:w="60"/>
+              <w:right w:type="dxa" w:w="100"/>
+            </w:tcMar>
+          </w:tcPr>
+          <w:p>
+            <w:pPr>
+              <w:spacing w:after="20"/>
+            </w:pPr>
+            <w:r>
+              <w:rPr>
+                <w:sz w:val="19"/>
+                <w:szCs w:val="19"/>
+              </w:rPr>
+              <w:t xml:space="preserve">Browser settings</w:t>
+            </w:r>
+          </w:p>
+        </w:tc>
+        <w:tc>
+          <w:tcPr>
+            <w:tcW w:type="dxa" w:w="7038"/>
+            <w:tcBorders>
+              <w:top w:val="single" w:color="BFBFBF" w:sz="4"/>
+              <w:left w:val="single" w:color="BFBFBF" w:sz="4"/>
+              <w:bottom w:val="single" w:color="BFBFBF" w:sz="4"/>
+              <w:right w:val="single" w:color="BFBFBF" w:sz="4"/>
+            </w:tcBorders>
+            <w:tcMar>
+              <w:top w:type="dxa" w:w="60"/>
+              <w:left w:type="dxa" w:w="100"/>
+              <w:bottom w:type="dxa" w:w="60"/>
+              <w:right w:type="dxa" w:w="100"/>
+            </w:tcMar>
+          </w:tcPr>
+          <w:p>
+            <w:pPr>
+              <w:spacing w:after="20"/>
+            </w:pPr>
+            <w:r>
+              <w:rPr>
+                <w:sz w:val="19"/>
+                <w:szCs w:val="19"/>
+              </w:rPr>
+              <w:t xml:space="preserve">Pop-ups and third-party cookies allowed for </w:t>
+            </w:r>
+            <w:r>
+              <w:rPr>
+                <w:rFonts w:ascii="Consolas" w:cs="Consolas" w:eastAsia="Consolas" w:hAnsi="Consolas"/>
+                <w:color w:val="1F3864"/>
+                <w:sz w:val="18"/>
+                <w:szCs w:val="18"/>
+              </w:rPr>
+              <w:t xml:space="preserve">colab.research.google.com</w:t>
+            </w:r>
+            <w:r>
+              <w:rPr>
+                <w:sz w:val="19"/>
+                <w:szCs w:val="19"/>
+              </w:rPr>
+              <w:t xml:space="preserve"> and </w:t>
+            </w:r>
+            <w:r>
+              <w:rPr>
+                <w:rFonts w:ascii="Consolas" w:cs="Consolas" w:eastAsia="Consolas" w:hAnsi="Consolas"/>
+                <w:color w:val="1F3864"/>
+                <w:sz w:val="18"/>
+                <w:szCs w:val="18"/>
+              </w:rPr>
+              <w:t xml:space="preserve">googleusercontent.com</w:t>
+            </w:r>
+            <w:r>
+              <w:rPr>
+                <w:sz w:val="19"/>
+                <w:szCs w:val="19"/>
+              </w:rPr>
+              <w:t xml:space="preserve"> (needed to open the service links in the serving notebooks).</w:t>
+            </w:r>
+          </w:p>
+        </w:tc>
+      </w:tr>
+      <w:tr>
+        <w:tc>
+          <w:tcPr>
+            <w:tcW w:type="dxa" w:w="2600"/>
+            <w:tcBorders>
+              <w:top w:val="single" w:color="BFBFBF" w:sz="4"/>
+              <w:left w:val="single" w:color="BFBFBF" w:sz="4"/>
+              <w:bottom w:val="single" w:color="BFBFBF" w:sz="4"/>
+              <w:right w:val="single" w:color="BFBFBF" w:sz="4"/>
+            </w:tcBorders>
+            <w:tcMar>
+              <w:top w:type="dxa" w:w="60"/>
+              <w:left w:type="dxa" w:w="100"/>
+              <w:bottom w:type="dxa" w:w="60"/>
+              <w:right w:type="dxa" w:w="100"/>
+            </w:tcMar>
+          </w:tcPr>
+          <w:p>
+            <w:pPr>
+              <w:spacing w:after="20"/>
+            </w:pPr>
+            <w:r>
+              <w:rPr>
+                <w:sz w:val="19"/>
+                <w:szCs w:val="19"/>
+              </w:rPr>
+              <w:t xml:space="preserve">Course repository</w:t>
+            </w:r>
+          </w:p>
+        </w:tc>
+        <w:tc>
+          <w:tcPr>
+            <w:tcW w:type="dxa" w:w="7038"/>
+            <w:tcBorders>
+              <w:top w:val="single" w:color="BFBFBF" w:sz="4"/>
+              <w:left w:val="single" w:color="BFBFBF" w:sz="4"/>
+              <w:bottom w:val="single" w:color="BFBFBF" w:sz="4"/>
+              <w:right w:val="single" w:color="BFBFBF" w:sz="4"/>
+            </w:tcBorders>
+            <w:tcMar>
+              <w:top w:type="dxa" w:w="60"/>
+              <w:left w:type="dxa" w:w="100"/>
+              <w:bottom w:type="dxa" w:w="60"/>
+              <w:right w:type="dxa" w:w="100"/>
+            </w:tcMar>
+          </w:tcPr>
+          <w:p>
+            <w:pPr>
+              <w:spacing w:after="20"/>
+            </w:pPr>
+            <w:r>
+              <w:rPr>
+                <w:sz w:val="19"/>
+                <w:szCs w:val="19"/>
+              </w:rPr>
+              <w:t xml:space="preserve">https://github.com/dblue-tech/ai-lab (public). Each notebook has an </w:t>
+            </w:r>
+            <w:r>
+              <w:rPr>
+                <w:b/>
+                <w:bCs/>
+                <w:sz w:val="19"/>
+                <w:szCs w:val="19"/>
+              </w:rPr>
+              <w:t xml:space="preserve">Open in Colab</w:t>
+            </w:r>
+            <w:r>
+              <w:rPr>
+                <w:sz w:val="19"/>
+                <w:szCs w:val="19"/>
+              </w:rPr>
+              <w:t xml:space="preserve"> link at the top; the README lists them all.</w:t>
+            </w:r>
+          </w:p>
+        </w:tc>
+      </w:tr>
+      <w:tr>
+        <w:tc>
+          <w:tcPr>
+            <w:tcW w:type="dxa" w:w="2600"/>
+            <w:tcBorders>
+              <w:top w:val="single" w:color="BFBFBF" w:sz="4"/>
+              <w:left w:val="single" w:color="BFBFBF" w:sz="4"/>
+              <w:bottom w:val="single" w:color="BFBFBF" w:sz="4"/>
+              <w:right w:val="single" w:color="BFBFBF" w:sz="4"/>
+            </w:tcBorders>
+            <w:tcMar>
+              <w:top w:type="dxa" w:w="60"/>
+              <w:left w:type="dxa" w:w="100"/>
+              <w:bottom w:type="dxa" w:w="60"/>
+              <w:right w:type="dxa" w:w="100"/>
+            </w:tcMar>
+          </w:tcPr>
+          <w:p>
+            <w:pPr>
+              <w:spacing w:after="20"/>
+            </w:pPr>
+            <w:r>
+              <w:rPr>
+                <w:sz w:val="19"/>
+                <w:szCs w:val="19"/>
+              </w:rPr>
+              <w:t xml:space="preserve">Compute</w:t>
+            </w:r>
+          </w:p>
+        </w:tc>
+        <w:tc>
+          <w:tcPr>
+            <w:tcW w:type="dxa" w:w="7038"/>
+            <w:tcBorders>
+              <w:top w:val="single" w:color="BFBFBF" w:sz="4"/>
+              <w:left w:val="single" w:color="BFBFBF" w:sz="4"/>
+              <w:bottom w:val="single" w:color="BFBFBF" w:sz="4"/>
+              <w:right w:val="single" w:color="BFBFBF" w:sz="4"/>
+            </w:tcBorders>
+            <w:tcMar>
+              <w:top w:type="dxa" w:w="60"/>
+              <w:left w:type="dxa" w:w="100"/>
+              <w:bottom w:type="dxa" w:w="60"/>
+              <w:right w:type="dxa" w:w="100"/>
+            </w:tcMar>
+          </w:tcPr>
+          <w:p>
+            <w:pPr>
+              <w:spacing w:after="20"/>
+            </w:pPr>
+            <w:r>
+              <w:rPr>
+                <w:sz w:val="19"/>
+                <w:szCs w:val="19"/>
+              </w:rPr>
+              <w:t xml:space="preserve">The free Colab CPU runtime is enough: the models train in a few minutes.</w:t>
+            </w:r>
+          </w:p>
+        </w:tc>
+      </w:tr>
+    </w:tbl>
+    <w:p>
+      <w:pPr>
+        <w:spacing w:after="120"/>
+      </w:pPr>
+    </w:p>
+    <w:p>
+      <w:pPr>
+        <w:spacing w:after="120" w:line="276"/>
+      </w:pPr>
+      <w:r>
+        <w:rPr>
+          <w:b/>
+          <w:bCs/>
+        </w:rPr>
+        <w:t xml:space="preserve">Before the training day,</w:t>
+      </w:r>
+      <w:r>
+        <w:t xml:space="preserve"> from one classroom PC: sign in with one of the participant accounts, open a notebook from the README links, run all cells, and in a serving notebook (for example Exercise 1 Part 3) open the documentation link shown by the notebook. If all of this works, the classroom is ready.</w:t>
+      </w:r>
+    </w:p>
+    <w:p>
+      <w:pPr>
+        <w:spacing w:after="120" w:line="276"/>
+      </w:pPr>
+      <w:r>
+        <w:rPr>
+          <w:b/>
+          <w:bCs/>
+        </w:rPr>
+        <w:t xml:space="preserve">During the session:</w:t>
+      </w:r>
+      <w:r>
+        <w:t xml:space="preserve"> each notebook runs on its own Colab machine, which is deleted after a period of inactivity. Participants keep their work with </w:t>
+      </w:r>
+      <w:r>
+        <w:rPr>
+          <w:b/>
+          <w:bCs/>
+        </w:rPr>
+        <w:t xml:space="preserve">File → Save a copy in Drive</w:t>
+      </w:r>
+      <w:r>
+        <w:t xml:space="preserve">. Parts 2 and 3 of each exercise use the ready-trained model included in the repository, so they work even if Part 1 was run in another session.</w:t>
+      </w:r>
+    </w:p>
+    <w:tbl>
+      <w:tblPr>
+        <w:tblW w:type="dxa" w:w="9638"/>
+        <w:tblBorders>
+          <w:top w:val="single" w:color="auto" w:sz="4"/>
+          <w:left w:val="single" w:color="auto" w:sz="4"/>
+          <w:bottom w:val="single" w:color="auto" w:sz="4"/>
+          <w:right w:val="single" w:color="auto" w:sz="4"/>
+          <w:insideH w:val="single" w:color="auto" w:sz="4"/>
+          <w:insideV w:val="single" w:color="auto" w:sz="4"/>
+        </w:tblBorders>
+      </w:tblPr>
+      <w:tblGrid>
+        <w:gridCol w:w="3400"/>
+        <w:gridCol w:w="6238"/>
+      </w:tblGrid>
+      <w:tr>
+        <w:trPr>
+          <w:tblHeader/>
+        </w:trPr>
+        <w:tc>
+          <w:tcPr>
+            <w:tcW w:type="dxa" w:w="3400"/>
+            <w:tcBorders>
+              <w:top w:val="single" w:color="BFBFBF" w:sz="4"/>
+              <w:left w:val="single" w:color="BFBFBF" w:sz="4"/>
+              <w:bottom w:val="single" w:color="BFBFBF" w:sz="4"/>
+              <w:right w:val="single" w:color="BFBFBF" w:sz="4"/>
+            </w:tcBorders>
+            <w:shd w:fill="1F4E79" w:color="auto" w:val="clear"/>
+            <w:tcMar>
+              <w:top w:type="dxa" w:w="60"/>
+              <w:left w:type="dxa" w:w="100"/>
+              <w:bottom w:type="dxa" w:w="60"/>
+              <w:right w:type="dxa" w:w="100"/>
+            </w:tcMar>
+          </w:tcPr>
+          <w:p>
+            <w:pPr>
+              <w:spacing w:after="20"/>
+            </w:pPr>
+            <w:r>
+              <w:rPr>
+                <w:b/>
+                <w:bCs/>
+                <w:color w:val="FFFFFF"/>
+                <w:sz w:val="19"/>
+                <w:szCs w:val="19"/>
+              </w:rPr>
+              <w:t xml:space="preserve">Symptom (Colab)</w:t>
+            </w:r>
+          </w:p>
+        </w:tc>
+        <w:tc>
+          <w:tcPr>
+            <w:tcW w:type="dxa" w:w="6238"/>
+            <w:tcBorders>
+              <w:top w:val="single" w:color="BFBFBF" w:sz="4"/>
+              <w:left w:val="single" w:color="BFBFBF" w:sz="4"/>
+              <w:bottom w:val="single" w:color="BFBFBF" w:sz="4"/>
+              <w:right w:val="single" w:color="BFBFBF" w:sz="4"/>
+            </w:tcBorders>
+            <w:shd w:fill="1F4E79" w:color="auto" w:val="clear"/>
+            <w:tcMar>
+              <w:top w:type="dxa" w:w="60"/>
+              <w:left w:type="dxa" w:w="100"/>
+              <w:bottom w:type="dxa" w:w="60"/>
+              <w:right w:type="dxa" w:w="100"/>
+            </w:tcMar>
+          </w:tcPr>
+          <w:p>
+            <w:pPr>
+              <w:spacing w:after="20"/>
+            </w:pPr>
+            <w:r>
+              <w:rPr>
+                <w:b/>
+                <w:bCs/>
+                <w:color w:val="FFFFFF"/>
+                <w:sz w:val="19"/>
+                <w:szCs w:val="19"/>
+              </w:rPr>
+              <w:t xml:space="preserve">Likely cause and fix</w:t>
+            </w:r>
+          </w:p>
+        </w:tc>
+      </w:tr>
+      <w:tr>
+        <w:tc>
+          <w:tcPr>
+            <w:tcW w:type="dxa" w:w="3400"/>
+            <w:tcBorders>
+              <w:top w:val="single" w:color="BFBFBF" w:sz="4"/>
+              <w:left w:val="single" w:color="BFBFBF" w:sz="4"/>
+              <w:bottom w:val="single" w:color="BFBFBF" w:sz="4"/>
+              <w:right w:val="single" w:color="BFBFBF" w:sz="4"/>
+            </w:tcBorders>
+            <w:tcMar>
+              <w:top w:type="dxa" w:w="60"/>
+              <w:left w:type="dxa" w:w="100"/>
+              <w:bottom w:type="dxa" w:w="60"/>
+              <w:right w:type="dxa" w:w="100"/>
+            </w:tcMar>
+          </w:tcPr>
+          <w:p>
+            <w:pPr>
+              <w:spacing w:after="20"/>
+            </w:pPr>
+            <w:r>
+              <w:rPr>
+                <w:sz w:val="19"/>
+                <w:szCs w:val="19"/>
+              </w:rPr>
+              <w:t xml:space="preserve">Colab page does not load or sign-in fails</w:t>
+            </w:r>
+          </w:p>
+        </w:tc>
+        <w:tc>
+          <w:tcPr>
+            <w:tcW w:type="dxa" w:w="6238"/>
+            <w:tcBorders>
+              <w:top w:val="single" w:color="BFBFBF" w:sz="4"/>
+              <w:left w:val="single" w:color="BFBFBF" w:sz="4"/>
+              <w:bottom w:val="single" w:color="BFBFBF" w:sz="4"/>
+              <w:right w:val="single" w:color="BFBFBF" w:sz="4"/>
+            </w:tcBorders>
+            <w:tcMar>
+              <w:top w:type="dxa" w:w="60"/>
+              <w:left w:type="dxa" w:w="100"/>
+              <w:bottom w:type="dxa" w:w="60"/>
+              <w:right w:type="dxa" w:w="100"/>
+            </w:tcMar>
+          </w:tcPr>
+          <w:p>
+            <w:pPr>
+              <w:spacing w:after="20"/>
+            </w:pPr>
+            <w:r>
+              <w:rPr>
+                <w:sz w:val="19"/>
+                <w:szCs w:val="19"/>
+              </w:rPr>
+              <w:t xml:space="preserve">The proxy blocks a Google domain from the table above, or Colab is not enabled for the Workspace accounts.</w:t>
+            </w:r>
+          </w:p>
+        </w:tc>
+      </w:tr>
+      <w:tr>
+        <w:tc>
+          <w:tcPr>
+            <w:tcW w:type="dxa" w:w="3400"/>
+            <w:tcBorders>
+              <w:top w:val="single" w:color="BFBFBF" w:sz="4"/>
+              <w:left w:val="single" w:color="BFBFBF" w:sz="4"/>
+              <w:bottom w:val="single" w:color="BFBFBF" w:sz="4"/>
+              <w:right w:val="single" w:color="BFBFBF" w:sz="4"/>
+            </w:tcBorders>
+            <w:tcMar>
+              <w:top w:type="dxa" w:w="60"/>
+              <w:left w:type="dxa" w:w="100"/>
+              <w:bottom w:type="dxa" w:w="60"/>
+              <w:right w:type="dxa" w:w="100"/>
+            </w:tcMar>
+          </w:tcPr>
+          <w:p>
+            <w:pPr>
+              <w:spacing w:after="20"/>
+            </w:pPr>
+            <w:r>
+              <w:rPr>
+                <w:sz w:val="19"/>
+                <w:szCs w:val="19"/>
+              </w:rPr>
+              <w:t xml:space="preserve">First cell fails with a </w:t>
+            </w:r>
+            <w:r>
+              <w:rPr>
+                <w:rFonts w:ascii="Consolas" w:cs="Consolas" w:eastAsia="Consolas" w:hAnsi="Consolas"/>
+                <w:color w:val="1F3864"/>
+                <w:sz w:val="18"/>
+                <w:szCs w:val="18"/>
+              </w:rPr>
+              <w:t xml:space="preserve">git clone</w:t>
+            </w:r>
+            <w:r>
+              <w:rPr>
+                <w:sz w:val="19"/>
+                <w:szCs w:val="19"/>
+              </w:rPr>
+              <w:t xml:space="preserve"> error</w:t>
+            </w:r>
+          </w:p>
+        </w:tc>
+        <w:tc>
+          <w:tcPr>
+            <w:tcW w:type="dxa" w:w="6238"/>
+            <w:tcBorders>
+              <w:top w:val="single" w:color="BFBFBF" w:sz="4"/>
+              <w:left w:val="single" w:color="BFBFBF" w:sz="4"/>
+              <w:bottom w:val="single" w:color="BFBFBF" w:sz="4"/>
+              <w:right w:val="single" w:color="BFBFBF" w:sz="4"/>
+            </w:tcBorders>
+            <w:tcMar>
+              <w:top w:type="dxa" w:w="60"/>
+              <w:left w:type="dxa" w:w="100"/>
+              <w:bottom w:type="dxa" w:w="60"/>
+              <w:right w:type="dxa" w:w="100"/>
+            </w:tcMar>
+          </w:tcPr>
+          <w:p>
+            <w:pPr>
+              <w:spacing w:after="20"/>
+            </w:pPr>
+            <w:r>
+              <w:rPr>
+                <w:rFonts w:ascii="Consolas" w:cs="Consolas" w:eastAsia="Consolas" w:hAnsi="Consolas"/>
+                <w:color w:val="1F3864"/>
+                <w:sz w:val="18"/>
+                <w:szCs w:val="18"/>
+              </w:rPr>
+              <w:t xml:space="preserve">github.com</w:t>
+            </w:r>
+            <w:r>
+              <w:rPr>
+                <w:sz w:val="19"/>
+                <w:szCs w:val="19"/>
+              </w:rPr>
+              <w:t xml:space="preserve"> is blocked from the Colab side (rare) or the repository is not public. Check https://github.com/dblue-tech/ai-lab in a browser.</w:t>
+            </w:r>
+          </w:p>
+        </w:tc>
+      </w:tr>
+      <w:tr>
+        <w:tc>
+          <w:tcPr>
+            <w:tcW w:type="dxa" w:w="3400"/>
+            <w:tcBorders>
+              <w:top w:val="single" w:color="BFBFBF" w:sz="4"/>
+              <w:left w:val="single" w:color="BFBFBF" w:sz="4"/>
+              <w:bottom w:val="single" w:color="BFBFBF" w:sz="4"/>
+              <w:right w:val="single" w:color="BFBFBF" w:sz="4"/>
+            </w:tcBorders>
+            <w:tcMar>
+              <w:top w:type="dxa" w:w="60"/>
+              <w:left w:type="dxa" w:w="100"/>
+              <w:bottom w:type="dxa" w:w="60"/>
+              <w:right w:type="dxa" w:w="100"/>
+            </w:tcMar>
+          </w:tcPr>
+          <w:p>
+            <w:pPr>
+              <w:spacing w:after="20"/>
+            </w:pPr>
+            <w:r>
+              <w:rPr>
+                <w:sz w:val="19"/>
+                <w:szCs w:val="19"/>
+              </w:rPr>
+              <w:t xml:space="preserve">The service link in a serving notebook opens a blank or error page</w:t>
+            </w:r>
+          </w:p>
+        </w:tc>
+        <w:tc>
+          <w:tcPr>
+            <w:tcW w:type="dxa" w:w="6238"/>
+            <w:tcBorders>
+              <w:top w:val="single" w:color="BFBFBF" w:sz="4"/>
+              <w:left w:val="single" w:color="BFBFBF" w:sz="4"/>
+              <w:bottom w:val="single" w:color="BFBFBF" w:sz="4"/>
+              <w:right w:val="single" w:color="BFBFBF" w:sz="4"/>
+            </w:tcBorders>
+            <w:tcMar>
+              <w:top w:type="dxa" w:w="60"/>
+              <w:left w:type="dxa" w:w="100"/>
+              <w:bottom w:type="dxa" w:w="60"/>
+              <w:right w:type="dxa" w:w="100"/>
+            </w:tcMar>
+          </w:tcPr>
+          <w:p>
+            <w:pPr>
+              <w:spacing w:after="20"/>
+            </w:pPr>
+            <w:r>
+              <w:rPr>
+                <w:sz w:val="19"/>
+                <w:szCs w:val="19"/>
+              </w:rPr>
+              <w:t xml:space="preserve">Third-party cookies or pop-ups are blocked for </w:t>
+            </w:r>
+            <w:r>
+              <w:rPr>
+                <w:rFonts w:ascii="Consolas" w:cs="Consolas" w:eastAsia="Consolas" w:hAnsi="Consolas"/>
+                <w:color w:val="1F3864"/>
+                <w:sz w:val="18"/>
+                <w:szCs w:val="18"/>
+              </w:rPr>
+              <w:t xml:space="preserve">googleusercontent.com</w:t>
+            </w:r>
+            <w:r>
+              <w:rPr>
+                <w:sz w:val="19"/>
+                <w:szCs w:val="19"/>
+              </w:rPr>
+              <w:t xml:space="preserve">. The notebook itself still works: all its cells talk to the service directly.</w:t>
+            </w:r>
+          </w:p>
+        </w:tc>
+      </w:tr>
+      <w:tr>
+        <w:tc>
+          <w:tcPr>
+            <w:tcW w:type="dxa" w:w="3400"/>
+            <w:tcBorders>
+              <w:top w:val="single" w:color="BFBFBF" w:sz="4"/>
+              <w:left w:val="single" w:color="BFBFBF" w:sz="4"/>
+              <w:bottom w:val="single" w:color="BFBFBF" w:sz="4"/>
+              <w:right w:val="single" w:color="BFBFBF" w:sz="4"/>
+            </w:tcBorders>
+            <w:tcMar>
+              <w:top w:type="dxa" w:w="60"/>
+              <w:left w:type="dxa" w:w="100"/>
+              <w:bottom w:type="dxa" w:w="60"/>
+              <w:right w:type="dxa" w:w="100"/>
+            </w:tcMar>
+          </w:tcPr>
+          <w:p>
+            <w:pPr>
+              <w:spacing w:after="20"/>
+            </w:pPr>
+            <w:r>
+              <w:rPr>
+                <w:sz w:val="19"/>
+                <w:szCs w:val="19"/>
+              </w:rPr>
+              <w:t xml:space="preserve">"Runtime disconnected"</w:t>
+            </w:r>
+          </w:p>
+        </w:tc>
+        <w:tc>
+          <w:tcPr>
+            <w:tcW w:type="dxa" w:w="6238"/>
+            <w:tcBorders>
+              <w:top w:val="single" w:color="BFBFBF" w:sz="4"/>
+              <w:left w:val="single" w:color="BFBFBF" w:sz="4"/>
+              <w:bottom w:val="single" w:color="BFBFBF" w:sz="4"/>
+              <w:right w:val="single" w:color="BFBFBF" w:sz="4"/>
+            </w:tcBorders>
+            <w:tcMar>
+              <w:top w:type="dxa" w:w="60"/>
+              <w:left w:type="dxa" w:w="100"/>
+              <w:bottom w:type="dxa" w:w="60"/>
+              <w:right w:type="dxa" w:w="100"/>
+            </w:tcMar>
+          </w:tcPr>
+          <w:p>
+            <w:pPr>
+              <w:spacing w:after="20"/>
+            </w:pPr>
+            <w:r>
+              <w:rPr>
+                <w:sz w:val="19"/>
+                <w:szCs w:val="19"/>
+              </w:rPr>
+              <w:t xml:space="preserve">The Colab session expired after inactivity. Run the notebook again from the top (Runtime → Run all); results are recomputed in a few minutes.</w:t>
             </w:r>
           </w:p>
         </w:tc>

--- a/docs/AI_Lab_IT_Setup_Guide.docx
+++ b/docs/AI_Lab_IT_Setup_Guide.docx
@@ -4199,7 +4199,23 @@
                 <w:sz w:val="19"/>
                 <w:szCs w:val="19"/>
               </w:rPr>
-              <w:t xml:space="preserve"> link at the top; the README lists them all.</w:t>
+              <w:t xml:space="preserve"> link at the top; the README and the participant handout </w:t>
+            </w:r>
+            <w:r>
+              <w:rPr>
+                <w:rFonts w:ascii="Consolas" w:cs="Consolas" w:eastAsia="Consolas" w:hAnsi="Consolas"/>
+                <w:color w:val="1F3864"/>
+                <w:sz w:val="18"/>
+                <w:szCs w:val="18"/>
+              </w:rPr>
+              <w:t xml:space="preserve">AI_Lab_Colab_Instructions.docx</w:t>
+            </w:r>
+            <w:r>
+              <w:rPr>
+                <w:sz w:val="19"/>
+                <w:szCs w:val="19"/>
+              </w:rPr>
+              <w:t xml:space="preserve"> list them all.</w:t>
             </w:r>
           </w:p>
         </w:tc>
